--- a/apiAutomationAssessment/API_Automation_Report.docx
+++ b/apiAutomationAssessment/API_Automation_Report.docx
@@ -297,6 +297,47 @@
         <w:t>:-</w:t>
       </w:r>
       <w:proofErr w:type="gramEnd"/>
+      <w:r>
+        <w:t xml:space="preserve"> </w:t>
+      </w:r>
+      <w:hyperlink r:id="rId8" w:history="1">
+        <w:proofErr w:type="spellStart"/>
+        <w:r>
+          <w:rPr>
+            <w:rStyle w:val="Hyperlink"/>
+            <w:sz w:val="28"/>
+            <w:szCs w:val="28"/>
+          </w:rPr>
+          <w:t>ust</w:t>
+        </w:r>
+        <w:proofErr w:type="spellEnd"/>
+        <w:r>
+          <w:rPr>
+            <w:rStyle w:val="Hyperlink"/>
+            <w:sz w:val="28"/>
+            <w:szCs w:val="28"/>
+          </w:rPr>
+          <w:t>-</w:t>
+        </w:r>
+        <w:proofErr w:type="spellStart"/>
+        <w:r>
+          <w:rPr>
+            <w:rStyle w:val="Hyperlink"/>
+            <w:sz w:val="28"/>
+            <w:szCs w:val="28"/>
+          </w:rPr>
+          <w:t>sdet</w:t>
+        </w:r>
+        <w:proofErr w:type="spellEnd"/>
+        <w:r>
+          <w:rPr>
+            <w:rStyle w:val="Hyperlink"/>
+            <w:sz w:val="28"/>
+            <w:szCs w:val="28"/>
+          </w:rPr>
+          <w:t>-training/SDET at shahbaz_assessment_29Jun26</w:t>
+        </w:r>
+      </w:hyperlink>
     </w:p>
     <w:p>
       <w:pPr>
@@ -576,7 +617,7 @@
                     <pic:cNvPicPr/>
                   </pic:nvPicPr>
                   <pic:blipFill>
-                    <a:blip r:embed="rId8"/>
+                    <a:blip r:embed="rId9"/>
                     <a:stretch>
                       <a:fillRect/>
                     </a:stretch>
@@ -848,7 +889,7 @@
                     <pic:cNvPicPr/>
                   </pic:nvPicPr>
                   <pic:blipFill>
-                    <a:blip r:embed="rId9"/>
+                    <a:blip r:embed="rId10"/>
                     <a:stretch>
                       <a:fillRect/>
                     </a:stretch>
@@ -921,7 +962,7 @@
                     <pic:cNvPicPr/>
                   </pic:nvPicPr>
                   <pic:blipFill>
-                    <a:blip r:embed="rId10"/>
+                    <a:blip r:embed="rId11"/>
                     <a:stretch>
                       <a:fillRect/>
                     </a:stretch>
@@ -974,7 +1015,7 @@
                     <pic:cNvPicPr/>
                   </pic:nvPicPr>
                   <pic:blipFill>
-                    <a:blip r:embed="rId11"/>
+                    <a:blip r:embed="rId12"/>
                     <a:stretch>
                       <a:fillRect/>
                     </a:stretch>
@@ -1049,7 +1090,7 @@
                     <pic:cNvPicPr/>
                   </pic:nvPicPr>
                   <pic:blipFill>
-                    <a:blip r:embed="rId12"/>
+                    <a:blip r:embed="rId13"/>
                     <a:stretch>
                       <a:fillRect/>
                     </a:stretch>
@@ -1102,7 +1143,7 @@
                     <pic:cNvPicPr/>
                   </pic:nvPicPr>
                   <pic:blipFill>
-                    <a:blip r:embed="rId13"/>
+                    <a:blip r:embed="rId14"/>
                     <a:stretch>
                       <a:fillRect/>
                     </a:stretch>
@@ -1155,7 +1196,7 @@
                     <pic:cNvPicPr/>
                   </pic:nvPicPr>
                   <pic:blipFill>
-                    <a:blip r:embed="rId14"/>
+                    <a:blip r:embed="rId15"/>
                     <a:stretch>
                       <a:fillRect/>
                     </a:stretch>
@@ -1269,7 +1310,7 @@
                     <pic:cNvPicPr/>
                   </pic:nvPicPr>
                   <pic:blipFill>
-                    <a:blip r:embed="rId15"/>
+                    <a:blip r:embed="rId16"/>
                     <a:stretch>
                       <a:fillRect/>
                     </a:stretch>
@@ -1322,7 +1363,7 @@
                     <pic:cNvPicPr/>
                   </pic:nvPicPr>
                   <pic:blipFill>
-                    <a:blip r:embed="rId16"/>
+                    <a:blip r:embed="rId17"/>
                     <a:stretch>
                       <a:fillRect/>
                     </a:stretch>
@@ -1375,7 +1416,7 @@
                     <pic:cNvPicPr/>
                   </pic:nvPicPr>
                   <pic:blipFill>
-                    <a:blip r:embed="rId17"/>
+                    <a:blip r:embed="rId18"/>
                     <a:stretch>
                       <a:fillRect/>
                     </a:stretch>
@@ -2068,7 +2109,7 @@
         </w:rPr>
         <w:t xml:space="preserve"> test on </w:t>
       </w:r>
-      <w:hyperlink r:id="rId18" w:history="1">
+      <w:hyperlink r:id="rId19" w:history="1">
         <w:r>
           <w:rPr>
             <w:rStyle w:val="Hyperlink"/>
